--- a/docs/a traduire/3/Chapter_III_Empirical_Diagnosis_EN.docx
+++ b/docs/a traduire/3/Chapter_III_Empirical_Diagnosis_EN.docx
@@ -100,7 +100,7 @@
                 <w:color w:val="1A2744"/>
                 <w:sz w:val="22"/>
               </w:rPr>
-              <w:t>76.9% global operational AI compute = USA</w:t>
+              <w:t>78.9% global operational AI compute = USA</w:t>
             </w:r>
           </w:p>
         </w:tc>
@@ -142,7 +142,7 @@
                 <w:color w:val="1A2744"/>
                 <w:sz w:val="22"/>
               </w:rPr>
-              <w:t>3.46:1 CACI ratio US/EU (Power Mode)</w:t>
+              <w:t>3.64:1 CACI ratio US/EU (Power Mode)</w:t>
             </w:r>
           </w:p>
         </w:tc>
@@ -652,7 +652,7 @@
           <w:color w:val="202020"/>
           <w:sz w:val="22"/>
         </w:rPr>
-        <w:t>The result is unequivocal. On operational compute alone, the United States concentrates 76.9 percent of global H100-equivalent capacity, China holds 12.8 percent, and the EU(13) accounts for 4.4 percent. The remaining countries combine to roughly 6 percent. The operational US/EU H100-equivalent ratio is therefore 17.6:1, a gap of considerable magnitude that has widened slightly since the May 2025 GeoCoded/Sanchez snapshot (74.5 / 14.1 / 4.8 percent).[12]</w:t>
+        <w:t>The result is unequivocal. On operational compute alone, the United States concentrates 78.9 percent of global H100-equivalent capacity, China holds 12.8 percent, and the EU(13) accounts for 4.4 percent. The remaining countries combine to roughly 6 percent. The operational US/EU H100-equivalent ratio is therefore 17.6:1, a gap of considerable magnitude that has widened slightly since the May 2025 GeoCoded/Sanchez snapshot (74.5 / 14.1 / 4.8 percent).[12]</w:t>
       </w:r>
     </w:p>
     <w:p>
@@ -742,7 +742,7 @@
           <w:color w:val="202020"/>
           <w:sz w:val="22"/>
         </w:rPr>
-        <w:t>These data allow a sharp calibration of the CACI defined in Chapter II. Using the geometric weighted formula CACI = F^0.40 x L^0.20 x R^0.15 / E^0.25 (Power Mode), with the April 2026 dashboard reference values: operational US compute of 2,759,968 PetaFLOP/s (FP16) versus 156,632 PetaFLOP/s for the EU(13), an EU/US PPA-adjusted energy ratio of 1.59x (135 vs. 85 USD/MWh), comparable workforce orders of magnitude (3.5 vs. 9.6 million across the EU(13)), and geopolitical access factors of R(US) = 1.0 versus R(EU) = 0.9, the CACI(US)/CACI(EU) Power Mode ratio settles at 3.46:1.</w:t>
+        <w:t>These data allow a sharp calibration of the CACI defined in Chapter II. Using the geometric weighted formula CACI = F^0.40 x L^0.20 x R^0.15 / E^0.25 (Power Mode), with the April 2026 dashboard reference values: operational US compute of 2,759,968 PetaFLOP/s (FP16) versus 156,632 PetaFLOP/s for the EU(13), an EU/US PPA-adjusted energy ratio of 1.59x (135 vs. 85 USD/MWh), comparable workforce orders of magnitude (3.5 vs. 9.6 million across the EU(13)), and geopolitical access factors of R(US) = 1.0 versus R(EU) = 0.9, the CACI(US)/CACI(EU) Power Mode ratio settles at 3.64:1.</w:t>
       </w:r>
     </w:p>
     <w:p>
@@ -757,7 +757,7 @@
           <w:color w:val="202020"/>
           <w:sz w:val="22"/>
         </w:rPr>
-        <w:t>The gap is substantially attenuated relative to the 17.6:1 raw H100-equivalent advantage because the geometric exponents (F at 0.40, L at 0.20, R at 0.15, E at 0.25) apply diminishing returns to the massive US compute lead and reward the EU partially on labour, geopolitical access and lower energy multipliers. In Intensity Mode (dividing additionally by GDP), the gap narrows further to roughly 1.4:1, which is why the headline ratio used throughout this study is the Power Mode ratio of 3.46:1. Chapter V projects the evolution of this ratio under each scenario.</w:t>
+        <w:t>The gap is substantially attenuated relative to the 17.6:1 raw H100-equivalent advantage because the geometric exponents (F at 0.40, L at 0.20, R at 0.15, E at 0.25) apply diminishing returns to the massive US compute lead and reward the EU partially on labour, geopolitical access and lower energy multipliers. In Intensity Mode (dividing additionally by GDP), the gap narrows further to roughly 1.4:1, which is why the headline ratio used throughout this study is the Power Mode ratio of 3.64:1. Chapter V projects the evolution of this ratio under each scenario.</w:t>
       </w:r>
     </w:p>
     <w:p>
@@ -1057,7 +1057,7 @@
           <w:color w:val="202020"/>
           <w:sz w:val="22"/>
         </w:rPr>
-        <w:t>(2) This demand is structurally concentrated in the United States. The April 2026 dashboard snapshot puts the US share of operational AI compute at 76.9 percent in H100-equivalents and at 49.9 percent if announced clusters are included; 45 percent of data center electricity consumption; and more than 80 percent of frontier-AI private investment. The concentration on operational compute is increasing over time.</w:t>
+        <w:t>(2) This demand is structurally concentrated in the United States. The April 2026 dashboard snapshot puts the US share of operational AI compute at 78.9 percent in H100-equivalents and at 49.9 percent if announced clusters are included; 45 percent of data center electricity consumption; and more than 80 percent of frontier-AI private investment. The concentration on operational compute is increasing over time.</w:t>
       </w:r>
     </w:p>
     <w:p>
@@ -2300,7 +2300,7 @@
                 <w:color w:val="202020"/>
                 <w:sz w:val="20"/>
               </w:rPr>
-              <w:t>76.9 pct</w:t>
+              <w:t>78.9 pct</w:t>
             </w:r>
           </w:p>
         </w:tc>
@@ -2778,7 +2778,7 @@
                 <w:color w:val="202020"/>
                 <w:sz w:val="20"/>
               </w:rPr>
-              <w:t>15.7</w:t>
+              <w:t>36.1</w:t>
             </w:r>
           </w:p>
         </w:tc>
@@ -2796,7 +2796,7 @@
                 <w:color w:val="202020"/>
                 <w:sz w:val="20"/>
               </w:rPr>
-              <w:t>28.9</w:t>
+              <w:t>27.5</w:t>
             </w:r>
           </w:p>
         </w:tc>
@@ -2814,7 +2814,7 @@
                 <w:color w:val="202020"/>
                 <w:sz w:val="20"/>
               </w:rPr>
-              <w:t>3.46:1</w:t>
+              <w:t>3.64:1</w:t>
             </w:r>
           </w:p>
         </w:tc>

--- a/docs/a traduire/3/Chapter_III_Empirical_Diagnosis_EN.docx
+++ b/docs/a traduire/3/Chapter_III_Empirical_Diagnosis_EN.docx
@@ -142,7 +142,7 @@
                 <w:color w:val="1A2744"/>
                 <w:sz w:val="22"/>
               </w:rPr>
-              <w:t>3.64:1 CACI ratio US/EU (Power Mode)</w:t>
+              <w:t>3.47:1 CACI ratio US/EU (Power Mode)</w:t>
             </w:r>
           </w:p>
         </w:tc>
@@ -742,7 +742,7 @@
           <w:color w:val="202020"/>
           <w:sz w:val="22"/>
         </w:rPr>
-        <w:t>These data allow a sharp calibration of the CACI defined in Chapter II. Using the geometric weighted formula CACI = F^0.40 x L^0.20 x R^0.15 / E^0.25 (Power Mode), with the April 2026 dashboard reference values: operational US compute of 2,759,968 PetaFLOP/s (FP16) versus 156,632 PetaFLOP/s for the EU(13), an EU/US PPA-adjusted energy ratio of 1.59x (135 vs. 85 USD/MWh), comparable workforce orders of magnitude (3.5 vs. 9.6 million across the EU(13)), and geopolitical access factors of R(US) = 1.0 versus R(EU) = 0.9, the CACI(US)/CACI(EU) Power Mode ratio settles at 3.64:1.</w:t>
+        <w:t>These data allow a sharp calibration of the CACI defined in Chapter II. Using the geometric weighted formula CACI = F^0.40 x L^0.20 x R^0.15 / E^0.25 (Power Mode), with the April 2026 dashboard reference values: operational US compute of 2,759,968 PetaFLOP/s (FP16) versus 156,632 PetaFLOP/s for the EU(13), an EU/US PPA-adjusted energy ratio of 1.59x (135 vs. 85 USD/MWh), comparable workforce orders of magnitude (3.5 vs. 9.6 million across the EU(13)), and geopolitical access factors of R(US) = 1.0 versus R(EU) = 0.9, the CACI(US)/CACI(EU) Power Mode ratio settles at 3.47:1.</w:t>
       </w:r>
     </w:p>
     <w:p>
@@ -757,7 +757,7 @@
           <w:color w:val="202020"/>
           <w:sz w:val="22"/>
         </w:rPr>
-        <w:t>The gap is substantially attenuated relative to the 17.6:1 raw H100-equivalent advantage because the geometric exponents (F at 0.40, L at 0.20, R at 0.15, E at 0.25) apply diminishing returns to the massive US compute lead and reward the EU partially on labour, geopolitical access and lower energy multipliers. In Intensity Mode (dividing additionally by GDP), the gap narrows further to roughly 1.4:1, which is why the headline ratio used throughout this study is the Power Mode ratio of 3.64:1. Chapter V projects the evolution of this ratio under each scenario.</w:t>
+        <w:t>The gap is substantially attenuated relative to the 17.6:1 raw H100-equivalent advantage because the geometric exponents (F at 0.40, L at 0.20, R at 0.15, E at 0.25) apply diminishing returns to the massive US compute lead and reward the EU partially on labour, geopolitical access and lower energy multipliers. In Intensity Mode (dividing additionally by GDP), the gap narrows further to roughly 1.4:1, which is why the headline ratio used throughout this study is the Power Mode ratio of 3.47:1. Chapter V projects the evolution of this ratio under each scenario.</w:t>
       </w:r>
     </w:p>
     <w:p>
@@ -2778,7 +2778,7 @@
                 <w:color w:val="202020"/>
                 <w:sz w:val="20"/>
               </w:rPr>
-              <w:t>36.1</w:t>
+              <w:t>38.4</w:t>
             </w:r>
           </w:p>
         </w:tc>
@@ -2796,7 +2796,7 @@
                 <w:color w:val="202020"/>
                 <w:sz w:val="20"/>
               </w:rPr>
-              <w:t>27.5</w:t>
+              <w:t>28.8</w:t>
             </w:r>
           </w:p>
         </w:tc>
@@ -2814,7 +2814,7 @@
                 <w:color w:val="202020"/>
                 <w:sz w:val="20"/>
               </w:rPr>
-              <w:t>3.64:1</w:t>
+              <w:t>3.47:1</w:t>
             </w:r>
           </w:p>
         </w:tc>
